--- a/improve-v1/v1-one-time-BEs/docs/04/product/pdf/04-the-turn-divided-rim.docx
+++ b/improve-v1/v1-one-time-BEs/docs/04/product/pdf/04-the-turn-divided-rim.docx
@@ -157,19 +157,25 @@
         <w:pStyle w:val="BodyText"/>
       </w:pPr>
       <w:r>
-        <w:t xml:space="preserve">Yours is a Divided Rim. If you ticked that box on the way in, you’ll know why it fits. If you didn’t</w:t>
-      </w:r>
-      <w:r>
-        <w:t xml:space="preserve"> </w:t>
-      </w:r>
-      <w:r>
-        <w:t xml:space="preserve">tick anything, the cup’s done it for you: the heart in it came down in two halves with bare china</w:t>
-      </w:r>
-      <w:r>
-        <w:t xml:space="preserve"> </w:t>
-      </w:r>
-      <w:r>
-        <w:t xml:space="preserve">between them, just left of your handle, and a heart in two halves is hot and cold.</w:t>
+        <w:t xml:space="preserve">Your cup reads as a Divided Rim. What runs between you and him comes warm or cold, with nothing in</w:t>
+      </w:r>
+      <w:r>
+        <w:t xml:space="preserve"> </w:t>
+      </w:r>
+      <w:r>
+        <w:t xml:space="preserve">between, and you can’t tell from one evening to the next which you’ll get. The plainest place the cup</w:t>
+      </w:r>
+      <w:r>
+        <w:t xml:space="preserve"> </w:t>
+      </w:r>
+      <w:r>
+        <w:t xml:space="preserve">shows it is just left of your handle: the heart came down in two halves with bare china between them,</w:t>
+      </w:r>
+      <w:r>
+        <w:t xml:space="preserve"> </w:t>
+      </w:r>
+      <w:r>
+        <w:t xml:space="preserve">and a heart in two halves is hot and cold.</w:t>
       </w:r>
     </w:p>
     <w:p>
@@ -296,49 +302,61 @@
           <w:b/>
           <w:bCs/>
         </w:rPr>
-        <w:t xml:space="preserve">The man sets the order.</w:t>
-      </w:r>
-      <w:r>
-        <w:t xml:space="preserve"> </w:t>
-      </w:r>
-      <w:r>
-        <w:t xml:space="preserve">Seven leaves, three days each: twenty-one days. The leaves tell me what</w:t>
-      </w:r>
-      <w:r>
-        <w:t xml:space="preserve"> </w:t>
-      </w:r>
-      <w:r>
-        <w:t xml:space="preserve">each stretch is about, whose it is, and how near or far back it sits. They don’t tell me which stretch</w:t>
-      </w:r>
-      <w:r>
-        <w:t xml:space="preserve"> </w:t>
-      </w:r>
-      <w:r>
-        <w:t xml:space="preserve">comes first, because leaves don’t land in a queue. The order comes from the man you’re dealing with. A</w:t>
-      </w:r>
-      <w:r>
-        <w:t xml:space="preserve"> </w:t>
-      </w:r>
-      <w:r>
-        <w:t xml:space="preserve">woman whose man runs hot and cold has to stop a different thing first from a woman whose man has gone</w:t>
-      </w:r>
-      <w:r>
-        <w:t xml:space="preserve"> </w:t>
-      </w:r>
-      <w:r>
-        <w:t xml:space="preserve">flat, so the same seven leaves reach her in a different order. If you ticked the Divided Rim, you told</w:t>
-      </w:r>
-      <w:r>
-        <w:t xml:space="preserve"> </w:t>
-      </w:r>
-      <w:r>
-        <w:t xml:space="preserve">me which man you’ve got. If you didn’t, the heart told me. Either way I’ve read your days in the</w:t>
-      </w:r>
-      <w:r>
-        <w:t xml:space="preserve"> </w:t>
-      </w:r>
-      <w:r>
-        <w:t xml:space="preserve">hot-and-cold order, and I’ll show you why it runs as it does.</w:t>
+        <w:t xml:space="preserve">The first light sets the order.</w:t>
+      </w:r>
+      <w:r>
+        <w:t xml:space="preserve"> </w:t>
+      </w:r>
+      <w:r>
+        <w:t xml:space="preserve">Seven leaves, three days each: twenty-one days. The leaves tell me</w:t>
+      </w:r>
+      <w:r>
+        <w:t xml:space="preserve"> </w:t>
+      </w:r>
+      <w:r>
+        <w:t xml:space="preserve">what each stretch is about, whose it is, and how near or far back it sits. They don’t tell me which</w:t>
+      </w:r>
+      <w:r>
+        <w:t xml:space="preserve"> </w:t>
+      </w:r>
+      <w:r>
+        <w:t xml:space="preserve">stretch comes first, because leaves don’t land in a queue. The cup does. When I first turn a cup, I tip</w:t>
+      </w:r>
+      <w:r>
+        <w:t xml:space="preserve"> </w:t>
+      </w:r>
+      <w:r>
+        <w:t xml:space="preserve">it slowly toward the light, and the whole cup reads from the mark that catches the light first. That</w:t>
+      </w:r>
+      <w:r>
+        <w:t xml:space="preserve"> </w:t>
+      </w:r>
+      <w:r>
+        <w:t xml:space="preserve">mark tells me which man you’re dealing with. A woman whose man runs hot and cold has to stop a different</w:t>
+      </w:r>
+      <w:r>
+        <w:t xml:space="preserve"> </w:t>
+      </w:r>
+      <w:r>
+        <w:t xml:space="preserve">thing first from a woman whose man has gone flat, so the same seven leaves reach her in a different</w:t>
+      </w:r>
+      <w:r>
+        <w:t xml:space="preserve"> </w:t>
+      </w:r>
+      <w:r>
+        <w:t xml:space="preserve">order. In yours the light went straight to the heart, mark 2, and lit the bare china between its two</w:t>
+      </w:r>
+      <w:r>
+        <w:t xml:space="preserve"> </w:t>
+      </w:r>
+      <w:r>
+        <w:t xml:space="preserve">halves before it touched anything else. That’s a hot-and-cold cup, so I’ve read your days in that order,</w:t>
+      </w:r>
+      <w:r>
+        <w:t xml:space="preserve"> </w:t>
+      </w:r>
+      <w:r>
+        <w:t xml:space="preserve">and I’ll show you why it runs as it does.</w:t>
       </w:r>
     </w:p>
     <w:p>

--- a/improve-v1/v1-one-time-BEs/docs/04/product/pdf/04-the-turn-divided-rim.docx
+++ b/improve-v1/v1-one-time-BEs/docs/04/product/pdf/04-the-turn-divided-rim.docx
@@ -183,13 +183,13 @@
         <w:pStyle w:val="BodyText"/>
       </w:pPr>
       <w:r>
-        <w:t xml:space="preserve">A couple of things below will look as if they argue with my letter. The bird, mostly. Read to the end</w:t>
-      </w:r>
-      <w:r>
-        <w:t xml:space="preserve"> </w:t>
-      </w:r>
-      <w:r>
-        <w:t xml:space="preserve">before you decide they do.</w:t>
+        <w:t xml:space="preserve">A couple of things below will go against what you’ve been telling yourself. The bird, mostly. Read</w:t>
+      </w:r>
+      <w:r>
+        <w:t xml:space="preserve"> </w:t>
+      </w:r>
+      <w:r>
+        <w:t xml:space="preserve">to the end before you decide they’re wrong.</w:t>
       </w:r>
     </w:p>
     <w:bookmarkStart w:id="13" w:name="how-a-cup-is-read"/>
@@ -206,13 +206,13 @@
         <w:pStyle w:val="FirstParagraph"/>
       </w:pPr>
       <w:r>
-        <w:t xml:space="preserve">In my letter I gave you the seven leaves, but I hadn’t turned the cup, so you had the what and none</w:t>
-      </w:r>
-      <w:r>
-        <w:t xml:space="preserve"> </w:t>
-      </w:r>
-      <w:r>
-        <w:t xml:space="preserve">of the where. I look at three things in every cup.</w:t>
+        <w:t xml:space="preserve">You’ve seen your seven leaves. The timing’s in where each one sits, and I look at three things in</w:t>
+      </w:r>
+      <w:r>
+        <w:t xml:space="preserve"> </w:t>
+      </w:r>
+      <w:r>
+        <w:t xml:space="preserve">every cup.</w:t>
       </w:r>
     </w:p>
     <w:p>
@@ -530,33 +530,33 @@
         <w:pStyle w:val="BodyText"/>
       </w:pPr>
       <w:r>
-        <w:t xml:space="preserve">And look where he sits: across the cup, on the side my letter said belongs to somebody you haven’t</w:t>
-      </w:r>
-      <w:r>
-        <w:t xml:space="preserve"> </w:t>
-      </w:r>
-      <w:r>
-        <w:t xml:space="preserve">met. On his cold days, that’s exactly who you’re talking to.</w:t>
-      </w:r>
-    </w:p>
-    <w:p>
-      <w:pPr>
-        <w:pStyle w:val="BodyText"/>
-      </w:pPr>
-      <w:r>
-        <w:t xml:space="preserve">My letter said a fortnight-old bird and a bird from the base would have you doing two opposite things</w:t>
-      </w:r>
-      <w:r>
-        <w:t xml:space="preserve"> </w:t>
-      </w:r>
-      <w:r>
-        <w:t xml:space="preserve">this week. Here’s what I meant: a fortnight-old one you’d speak to straight away, and one from the base</w:t>
-      </w:r>
-      <w:r>
-        <w:t xml:space="preserve"> </w:t>
-      </w:r>
-      <w:r>
-        <w:t xml:space="preserve">you’d leave alone. Two months is neither: set hard enough that speaking now lands as pressure, recent</w:t>
+        <w:t xml:space="preserve">And look where he sits: across the cup, on the side that belongs to somebody you haven’t met. On his</w:t>
+      </w:r>
+      <w:r>
+        <w:t xml:space="preserve"> </w:t>
+      </w:r>
+      <w:r>
+        <w:t xml:space="preserve">cold days, that’s exactly who you’re talking to.</w:t>
+      </w:r>
+    </w:p>
+    <w:p>
+      <w:pPr>
+        <w:pStyle w:val="BodyText"/>
+      </w:pPr>
+      <w:r>
+        <w:t xml:space="preserve">A fortnight-old bird and a bird from the base would have you doing two opposite things this week. A</w:t>
+      </w:r>
+      <w:r>
+        <w:t xml:space="preserve"> </w:t>
+      </w:r>
+      <w:r>
+        <w:t xml:space="preserve">fortnight-old one you’d speak to straight away, and one from the base you’d leave alone. Two months is</w:t>
+      </w:r>
+      <w:r>
+        <w:t xml:space="preserve"> </w:t>
+      </w:r>
+      <w:r>
+        <w:t xml:space="preserve">neither: set hard enough that speaking now lands as pressure, recent</w:t>
       </w:r>
       <w:r>
         <w:t xml:space="preserve"> </w:t>
@@ -635,7 +635,7 @@
           <w:i/>
           <w:iCs/>
         </w:rPr>
-        <w:t xml:space="preserve">Your cup, the one I read for my letter, from above: my seven marks numbered in red, and the handle at the lower right.</w:t>
+        <w:t xml:space="preserve">Your cup, the one I read for you, from above: my seven marks numbered in red, and the handle at the lower right.</w:t>
       </w:r>
     </w:p>
     <w:bookmarkEnd w:id="17"/>
@@ -1230,13 +1230,13 @@
         <w:t xml:space="preserve"> </w:t>
       </w:r>
       <w:r>
-        <w:t xml:space="preserve">Where it starts is across the cup, with the bird. And the leaf my letter gave the hot and cold to, the</w:t>
-      </w:r>
-      <w:r>
-        <w:t xml:space="preserve"> </w:t>
-      </w:r>
-      <w:r>
-        <w:t xml:space="preserve">tree, sits right beside your handle: thinned and bare at the stalks, and still one clump. If the swing</w:t>
+        <w:t xml:space="preserve">Where it starts is across the cup, with the bird. And the tree, what the two of you had, sits right</w:t>
+      </w:r>
+      <w:r>
+        <w:t xml:space="preserve"> </w:t>
+      </w:r>
+      <w:r>
+        <w:t xml:space="preserve">beside your handle: thinned and bare at the stalks, and still one clump. If the swing</w:t>
       </w:r>
       <w:r>
         <w:t xml:space="preserve"> </w:t>
@@ -1391,13 +1391,13 @@
         <w:pStyle w:val="FirstParagraph"/>
       </w:pPr>
       <w:r>
-        <w:t xml:space="preserve">My letter said the question that decides this isn’t whether there’s somebody else. It’s how long he’s</w:t>
-      </w:r>
-      <w:r>
-        <w:t xml:space="preserve"> </w:t>
-      </w:r>
-      <w:r>
-        <w:t xml:space="preserve">been going, and how much of that is recoverable. How long is two months. Here’s how much.</w:t>
+        <w:t xml:space="preserve">The question that decides this isn’t whether there’s somebody else. It’s how long he’s been going,</w:t>
+      </w:r>
+      <w:r>
+        <w:t xml:space="preserve"> </w:t>
+      </w:r>
+      <w:r>
+        <w:t xml:space="preserve">and how much of that is recoverable. How long is two months. Here’s how much.</w:t>
       </w:r>
     </w:p>
     <w:p>
@@ -1591,13 +1591,13 @@
         <w:t xml:space="preserve"> </w:t>
       </w:r>
       <w:r>
-        <w:t xml:space="preserve">you the leaf first. I told you the cup had the weeks in it. It does. One message matters more than all</w:t>
-      </w:r>
-      <w:r>
-        <w:t xml:space="preserve"> </w:t>
-      </w:r>
-      <w:r>
-        <w:t xml:space="preserve">the rest, and it has a day and an hour on it.</w:t>
+        <w:t xml:space="preserve">you the leaf first. Your cup has all twenty-one days in it. One message matters more than all the</w:t>
+      </w:r>
+      <w:r>
+        <w:t xml:space="preserve"> </w:t>
+      </w:r>
+      <w:r>
+        <w:t xml:space="preserve">rest, and it has a day and an hour on it.</w:t>
       </w:r>
     </w:p>
     <w:bookmarkStart w:id="24" w:name="days-13-the-broken-heart-say-nothing"/>
@@ -2609,13 +2609,13 @@
         <w:t xml:space="preserve"> </w:t>
       </w:r>
       <w:r>
-        <w:t xml:space="preserve">you level before this started. My letter said you’d been navigating by a moving point, and a man who</w:t>
-      </w:r>
-      <w:r>
-        <w:t xml:space="preserve"> </w:t>
-      </w:r>
-      <w:r>
-        <w:t xml:space="preserve">runs hot and cold is the most moving point there is.</w:t>
+        <w:t xml:space="preserve">you level before this started. You’ve been navigating by a moving point, and a man who runs hot and</w:t>
+      </w:r>
+      <w:r>
+        <w:t xml:space="preserve"> </w:t>
+      </w:r>
+      <w:r>
+        <w:t xml:space="preserve">cold is the most moving point there is.</w:t>
       </w:r>
     </w:p>
     <w:p>
@@ -2784,13 +2784,13 @@
         <w:pStyle w:val="BodyText"/>
       </w:pPr>
       <w:r>
-        <w:t xml:space="preserve">The bridge is what you bought. It’s the one stretch where what you say lands as an invitation and not</w:t>
-      </w:r>
-      <w:r>
-        <w:t xml:space="preserve"> </w:t>
-      </w:r>
-      <w:r>
-        <w:t xml:space="preserve">as pressure. A week earlier, the same words are an exit.</w:t>
+        <w:t xml:space="preserve">The bridge is what you bought. This is your bridge week: days 16 to 18, the one stretch where what</w:t>
+      </w:r>
+      <w:r>
+        <w:t xml:space="preserve"> </w:t>
+      </w:r>
+      <w:r>
+        <w:t xml:space="preserve">you say lands as an invitation and not as pressure. A week earlier, the same words are an exit.</w:t>
       </w:r>
     </w:p>
     <w:p>
@@ -3291,13 +3291,13 @@
         <w:t xml:space="preserve"> </w:t>
       </w:r>
       <w:r>
-        <w:t xml:space="preserve">is the one thing this reading exists to stop, and exactly what the woman in my letter did. She said</w:t>
-      </w:r>
-      <w:r>
-        <w:t xml:space="preserve"> </w:t>
-      </w:r>
-      <w:r>
-        <w:t xml:space="preserve">the right thing on the wrong day, and it cost her four months.</w:t>
+        <w:t xml:space="preserve">is the one thing this reading exists to stop. Said tonight, the right words land as pressure, and</w:t>
+      </w:r>
+      <w:r>
+        <w:t xml:space="preserve"> </w:t>
+      </w:r>
+      <w:r>
+        <w:t xml:space="preserve">you’d spend months undoing them.</w:t>
       </w:r>
     </w:p>
     <w:p>
@@ -3359,13 +3359,13 @@
         <w:pStyle w:val="BodyText"/>
       </w:pPr>
       <w:r>
-        <w:t xml:space="preserve">My letter said the bird doesn’t tell me whether there’s somebody else, and the specks don’t either. If</w:t>
-      </w:r>
-      <w:r>
-        <w:t xml:space="preserve"> </w:t>
-      </w:r>
-      <w:r>
-        <w:t xml:space="preserve">there’s a second presence in this, that’s where she’d be: under everything, too broken up for me to</w:t>
+        <w:t xml:space="preserve">The bird doesn’t tell me whether there’s somebody else, and the specks don’t either. If there’s a</w:t>
+      </w:r>
+      <w:r>
+        <w:t xml:space="preserve"> </w:t>
+      </w:r>
+      <w:r>
+        <w:t xml:space="preserve">second presence in this, that’s where she’d be: under everything, too broken up for me to</w:t>
       </w:r>
       <w:r>
         <w:t xml:space="preserve"> </w:t>
